--- a/assets/Quarter_Vacation_Template.docx
+++ b/assets/Quarter_Vacation_Template.docx
@@ -1,6 +1,6 @@
 
 <file path=word/document.xml><?xml version="1.0" encoding="utf-8"?>
-<w:document xmlns:wpc="http://schemas.microsoft.com/office/word/2010/wordprocessingCanvas" xmlns:cx="http://schemas.microsoft.com/office/drawing/2014/chartex" xmlns:mc="http://schemas.openxmlformats.org/markup-compatibility/2006" xmlns:o="urn:schemas-microsoft-com:office:office" xmlns:r="http://schemas.openxmlformats.org/officeDocument/2006/relationships" xmlns:m="http://schemas.openxmlformats.org/officeDocument/2006/math" xmlns:v="urn:schemas-microsoft-com:vml" xmlns:wp14="http://schemas.microsoft.com/office/word/2010/wordprocessingDrawing" xmlns:wp="http://schemas.openxmlformats.org/drawingml/2006/wordprocessingDrawing" xmlns:w10="urn:schemas-microsoft-com:office:word" xmlns:w="http://schemas.openxmlformats.org/wordprocessingml/2006/main" xmlns:w14="http://schemas.microsoft.com/office/word/2010/wordml" xmlns:w15="http://schemas.microsoft.com/office/word/2012/wordml" xmlns:w16se="http://schemas.microsoft.com/office/word/2015/wordml/symex" xmlns:wpg="http://schemas.microsoft.com/office/word/2010/wordprocessingGroup" xmlns:wpi="http://schemas.microsoft.com/office/word/2010/wordprocessingInk" xmlns:wne="http://schemas.microsoft.com/office/word/2006/wordml" xmlns:wps="http://schemas.microsoft.com/office/word/2010/wordprocessingShape" mc:Ignorable="w14 w15 w16se wp14">
+<w:document xmlns:wpc="http://schemas.microsoft.com/office/word/2010/wordprocessingCanvas" xmlns:cx="http://schemas.microsoft.com/office/drawing/2014/chartex" xmlns:cx1="http://schemas.microsoft.com/office/drawing/2015/9/8/chartex" xmlns:cx2="http://schemas.microsoft.com/office/drawing/2015/10/21/chartex" xmlns:cx3="http://schemas.microsoft.com/office/drawing/2016/5/9/chartex" xmlns:cx4="http://schemas.microsoft.com/office/drawing/2016/5/10/chartex" xmlns:cx5="http://schemas.microsoft.com/office/drawing/2016/5/11/chartex" xmlns:cx6="http://schemas.microsoft.com/office/drawing/2016/5/12/chartex" xmlns:cx7="http://schemas.microsoft.com/office/drawing/2016/5/13/chartex" xmlns:cx8="http://schemas.microsoft.com/office/drawing/2016/5/14/chartex" xmlns:mc="http://schemas.openxmlformats.org/markup-compatibility/2006" xmlns:aink="http://schemas.microsoft.com/office/drawing/2016/ink" xmlns:am3d="http://schemas.microsoft.com/office/drawing/2017/model3d" xmlns:o="urn:schemas-microsoft-com:office:office" xmlns:oel="http://schemas.microsoft.com/office/2019/extlst" xmlns:r="http://schemas.openxmlformats.org/officeDocument/2006/relationships" xmlns:m="http://schemas.openxmlformats.org/officeDocument/2006/math" xmlns:v="urn:schemas-microsoft-com:vml" xmlns:wp14="http://schemas.microsoft.com/office/word/2010/wordprocessingDrawing" xmlns:wp="http://schemas.openxmlformats.org/drawingml/2006/wordprocessingDrawing" xmlns:w10="urn:schemas-microsoft-com:office:word" xmlns:w="http://schemas.openxmlformats.org/wordprocessingml/2006/main" xmlns:w14="http://schemas.microsoft.com/office/word/2010/wordml" xmlns:w15="http://schemas.microsoft.com/office/word/2012/wordml" xmlns:w16cex="http://schemas.microsoft.com/office/word/2018/wordml/cex" xmlns:w16cid="http://schemas.microsoft.com/office/word/2016/wordml/cid" xmlns:w16="http://schemas.microsoft.com/office/word/2018/wordml" xmlns:w16du="http://schemas.microsoft.com/office/word/2023/wordml/word16du" xmlns:w16sdtdh="http://schemas.microsoft.com/office/word/2020/wordml/sdtdatahash" xmlns:w16sdtfl="http://schemas.microsoft.com/office/word/2024/wordml/sdtformatlock" xmlns:w16se="http://schemas.microsoft.com/office/word/2015/wordml/symex" xmlns:wpg="http://schemas.microsoft.com/office/word/2010/wordprocessingGroup" xmlns:wpi="http://schemas.microsoft.com/office/word/2010/wordprocessingInk" xmlns:wne="http://schemas.microsoft.com/office/word/2006/wordml" xmlns:wps="http://schemas.microsoft.com/office/word/2010/wordprocessingShape" mc:Ignorable="w14 w15 w16se w16cid w16 w16cex w16sdtdh w16sdtfl w16du wp14">
   <w:body>
     <w:p>
       <w:pPr>
@@ -507,7 +507,7 @@
           <w:numId w:val="7"/>
         </w:numPr>
         <w:rPr>
-          <w:rFonts w:asciiTheme="majorBidi" w:eastAsia="Kokila" w:hAnsiTheme="majorBidi" w:cstheme="majorBidi"/>
+          <w:rFonts w:asciiTheme="majorBidi" w:eastAsia="Kokila" w:hAnsiTheme="majorBidi"/>
           <w:b/>
           <w:bCs/>
           <w:sz w:val="22"/>
@@ -538,15 +538,13 @@
           <w:szCs w:val="22"/>
         </w:rPr>
       </w:pPr>
-      <w:bookmarkStart w:id="0" w:name="_GoBack"/>
-      <w:bookmarkEnd w:id="0"/>
     </w:p>
     <w:p>
       <w:pPr>
         <w:spacing w:line="360" w:lineRule="auto"/>
         <w:jc w:val="both"/>
         <w:rPr>
-          <w:rFonts w:asciiTheme="majorBidi" w:eastAsia="Kokila" w:hAnsiTheme="majorBidi" w:cstheme="majorBidi"/>
+          <w:rFonts w:asciiTheme="majorBidi" w:eastAsia="Kokila" w:hAnsiTheme="majorBidi" w:cs="Mangal"/>
           <w:bCs/>
           <w:sz w:val="22"/>
           <w:szCs w:val="22"/>
@@ -632,10 +630,9 @@
         <w:spacing w:line="360" w:lineRule="auto"/>
         <w:jc w:val="both"/>
         <w:rPr>
-          <w:rFonts w:asciiTheme="majorBidi" w:eastAsia="Kokila" w:hAnsiTheme="majorBidi" w:cstheme="majorBidi"/>
+          <w:rFonts w:asciiTheme="majorBidi" w:eastAsia="Kokila" w:hAnsiTheme="majorBidi" w:cs="Mangal"/>
           <w:sz w:val="22"/>
           <w:szCs w:val="22"/>
-          <w:cs/>
         </w:rPr>
       </w:pPr>
       <w:r>
@@ -726,17 +723,6 @@
         </w:rPr>
         <w:t>।</w:t>
       </w:r>
-    </w:p>
-    <w:p>
-      <w:pPr>
-        <w:spacing w:line="360" w:lineRule="auto"/>
-        <w:jc w:val="both"/>
-        <w:rPr>
-          <w:rFonts w:asciiTheme="majorBidi" w:eastAsia="Kokila" w:hAnsiTheme="majorBidi" w:cstheme="majorBidi"/>
-          <w:sz w:val="22"/>
-          <w:szCs w:val="22"/>
-        </w:rPr>
-      </w:pPr>
       <w:r>
         <w:rPr>
           <w:rFonts w:asciiTheme="majorBidi" w:eastAsia="Kokila" w:hAnsiTheme="majorBidi" w:cstheme="majorBidi"/>
@@ -744,7 +730,27 @@
           <w:szCs w:val="22"/>
           <w:cs/>
         </w:rPr>
-        <w:t xml:space="preserve">कर्मचारीवार विवरण निम्‍नानुसार है :- </w:t>
+        <w:t xml:space="preserve"> विवरण </w:t>
+      </w:r>
+      <w:proofErr w:type="spellStart"/>
+      <w:r>
+        <w:rPr>
+          <w:rFonts w:asciiTheme="majorBidi" w:eastAsia="Kokila" w:hAnsiTheme="majorBidi" w:cstheme="majorBidi"/>
+          <w:sz w:val="22"/>
+          <w:szCs w:val="22"/>
+          <w:cs/>
+        </w:rPr>
+        <w:t>निम्‍नानुसार</w:t>
+      </w:r>
+      <w:proofErr w:type="spellEnd"/>
+      <w:r>
+        <w:rPr>
+          <w:rFonts w:asciiTheme="majorBidi" w:eastAsia="Kokila" w:hAnsiTheme="majorBidi" w:cstheme="majorBidi"/>
+          <w:sz w:val="22"/>
+          <w:szCs w:val="22"/>
+          <w:cs/>
+        </w:rPr>
+        <w:t xml:space="preserve"> है :- </w:t>
       </w:r>
     </w:p>
     <w:p>
@@ -762,9 +768,8 @@
           <w:rFonts w:asciiTheme="majorBidi" w:eastAsia="Kokila" w:hAnsiTheme="majorBidi" w:cstheme="majorBidi"/>
           <w:sz w:val="22"/>
           <w:szCs w:val="22"/>
-          <w:cs/>
         </w:rPr>
-        <w:t xml:space="preserve">1 .  श्री </w:t>
+        <w:t xml:space="preserve">Employee Name: </w:t>
       </w:r>
       <w:r>
         <w:rPr>
@@ -772,7 +777,34 @@
           <w:sz w:val="22"/>
           <w:szCs w:val="22"/>
         </w:rPr>
-        <w:t xml:space="preserve">{{EMPLOYEE_NAME}} , {{DESIGNATION}} </w:t>
+        <w:t xml:space="preserve">{{EMPLOYEE_NAME}} </w:t>
+      </w:r>
+    </w:p>
+    <w:p>
+      <w:pPr>
+        <w:spacing w:line="360" w:lineRule="auto"/>
+        <w:jc w:val="both"/>
+        <w:rPr>
+          <w:rFonts w:asciiTheme="majorBidi" w:eastAsia="Kokila" w:hAnsiTheme="majorBidi" w:cstheme="majorBidi"/>
+          <w:sz w:val="22"/>
+          <w:szCs w:val="22"/>
+        </w:rPr>
+      </w:pPr>
+      <w:r>
+        <w:rPr>
+          <w:rFonts w:asciiTheme="majorBidi" w:eastAsia="Kokila" w:hAnsiTheme="majorBidi" w:cstheme="majorBidi"/>
+          <w:sz w:val="22"/>
+          <w:szCs w:val="22"/>
+        </w:rPr>
+        <w:t xml:space="preserve">Designation: </w:t>
+      </w:r>
+      <w:r>
+        <w:rPr>
+          <w:rFonts w:asciiTheme="majorBidi" w:eastAsia="Kokila" w:hAnsiTheme="majorBidi" w:cstheme="majorBidi"/>
+          <w:sz w:val="22"/>
+          <w:szCs w:val="22"/>
+        </w:rPr>
+        <w:t xml:space="preserve">{{DESIGNATION}} </w:t>
       </w:r>
       <w:r>
         <w:rPr>
@@ -781,7 +813,26 @@
           <w:szCs w:val="22"/>
           <w:cs/>
         </w:rPr>
-        <w:t xml:space="preserve">यू.नं. </w:t>
+        <w:t xml:space="preserve"> </w:t>
+      </w:r>
+    </w:p>
+    <w:p>
+      <w:pPr>
+        <w:spacing w:line="360" w:lineRule="auto"/>
+        <w:jc w:val="both"/>
+        <w:rPr>
+          <w:rFonts w:asciiTheme="majorBidi" w:eastAsia="Kokila" w:hAnsiTheme="majorBidi" w:cstheme="majorBidi"/>
+          <w:sz w:val="22"/>
+          <w:szCs w:val="22"/>
+        </w:rPr>
+      </w:pPr>
+      <w:r>
+        <w:rPr>
+          <w:rFonts w:asciiTheme="majorBidi" w:eastAsia="Kokila" w:hAnsiTheme="majorBidi" w:cstheme="majorBidi"/>
+          <w:sz w:val="22"/>
+          <w:szCs w:val="22"/>
+        </w:rPr>
+        <w:t xml:space="preserve">Station: </w:t>
       </w:r>
       <w:r>
         <w:rPr>
@@ -789,8 +840,35 @@
           <w:sz w:val="22"/>
           <w:szCs w:val="22"/>
         </w:rPr>
-        <w:t xml:space="preserve">{{UNIT}} </w:t>
+        <w:t>{{</w:t>
       </w:r>
+      <w:r>
+        <w:rPr>
+          <w:rFonts w:asciiTheme="majorBidi" w:eastAsia="Kokila" w:hAnsiTheme="majorBidi" w:cstheme="majorBidi"/>
+          <w:sz w:val="22"/>
+          <w:szCs w:val="22"/>
+        </w:rPr>
+        <w:t>STATION</w:t>
+      </w:r>
+      <w:r>
+        <w:rPr>
+          <w:rFonts w:asciiTheme="majorBidi" w:eastAsia="Kokila" w:hAnsiTheme="majorBidi" w:cstheme="majorBidi"/>
+          <w:sz w:val="22"/>
+          <w:szCs w:val="22"/>
+        </w:rPr>
+        <w:t xml:space="preserve">}} </w:t>
+      </w:r>
+    </w:p>
+    <w:p>
+      <w:pPr>
+        <w:spacing w:line="360" w:lineRule="auto"/>
+        <w:jc w:val="both"/>
+        <w:rPr>
+          <w:rFonts w:asciiTheme="majorBidi" w:eastAsia="Kokila" w:hAnsiTheme="majorBidi" w:cstheme="majorBidi"/>
+          <w:sz w:val="22"/>
+          <w:szCs w:val="22"/>
+        </w:rPr>
+      </w:pPr>
       <w:r>
         <w:rPr>
           <w:rFonts w:asciiTheme="majorBidi" w:eastAsia="Kokila" w:hAnsiTheme="majorBidi" w:cstheme="majorBidi"/>
@@ -823,7 +901,26 @@
           <w:sz w:val="22"/>
           <w:szCs w:val="22"/>
         </w:rPr>
-        <w:t xml:space="preserve"> HRMS ID - {{HRMS_ID</w:t>
+        <w:t xml:space="preserve"> </w:t>
+      </w:r>
+    </w:p>
+    <w:p>
+      <w:pPr>
+        <w:spacing w:line="360" w:lineRule="auto"/>
+        <w:jc w:val="both"/>
+        <w:rPr>
+          <w:rFonts w:asciiTheme="majorBidi" w:eastAsia="Kokila" w:hAnsiTheme="majorBidi" w:cstheme="majorBidi"/>
+          <w:sz w:val="22"/>
+          <w:szCs w:val="22"/>
+        </w:rPr>
+      </w:pPr>
+      <w:r>
+        <w:rPr>
+          <w:rFonts w:asciiTheme="majorBidi" w:eastAsia="Kokila" w:hAnsiTheme="majorBidi" w:cstheme="majorBidi"/>
+          <w:sz w:val="22"/>
+          <w:szCs w:val="22"/>
+        </w:rPr>
+        <w:t>HRMS ID - {{HRMS_ID</w:t>
       </w:r>
       <w:r>
         <w:rPr>
@@ -841,14 +938,33 @@
         </w:rPr>
         <w:t xml:space="preserve">, </w:t>
       </w:r>
+    </w:p>
+    <w:p>
+      <w:pPr>
+        <w:spacing w:line="360" w:lineRule="auto"/>
+        <w:jc w:val="both"/>
+        <w:rPr>
+          <w:rFonts w:asciiTheme="majorBidi" w:eastAsia="Kokila" w:hAnsiTheme="majorBidi" w:cstheme="majorBidi"/>
+          <w:sz w:val="22"/>
+          <w:szCs w:val="22"/>
+          <w:lang w:val="en-US"/>
+        </w:rPr>
+      </w:pPr>
+      <w:r>
+        <w:rPr>
+          <w:rFonts w:ascii="Mangal" w:eastAsia="Kokila" w:hAnsi="Mangal" w:cs="Mangal"/>
+          <w:sz w:val="22"/>
+          <w:szCs w:val="22"/>
+        </w:rPr>
+        <w:t>Qua</w:t>
+      </w:r>
       <w:r>
         <w:rPr>
           <w:rFonts w:asciiTheme="majorBidi" w:eastAsia="Kokila" w:hAnsiTheme="majorBidi" w:cstheme="majorBidi"/>
           <w:sz w:val="22"/>
           <w:szCs w:val="22"/>
-          <w:cs/>
         </w:rPr>
-        <w:t xml:space="preserve">रेल आवास क्रमांक </w:t>
+        <w:t xml:space="preserve">rter No. : </w:t>
       </w:r>
       <w:r>
         <w:rPr>
@@ -875,25 +991,45 @@
         </w:rPr>
         <w:t xml:space="preserve"> </w:t>
       </w:r>
+    </w:p>
+    <w:p>
+      <w:pPr>
+        <w:spacing w:line="360" w:lineRule="auto"/>
+        <w:jc w:val="both"/>
+        <w:rPr>
+          <w:rFonts w:asciiTheme="majorBidi" w:eastAsia="Kokila" w:hAnsiTheme="majorBidi" w:cstheme="majorBidi"/>
+          <w:sz w:val="22"/>
+          <w:szCs w:val="22"/>
+        </w:rPr>
+      </w:pPr>
+      <w:proofErr w:type="spellStart"/>
       <w:r>
         <w:rPr>
           <w:rFonts w:asciiTheme="majorBidi" w:eastAsia="Kokila" w:hAnsiTheme="majorBidi" w:cstheme="majorBidi"/>
           <w:sz w:val="22"/>
           <w:szCs w:val="22"/>
-          <w:cs/>
           <w:lang w:val="en-US"/>
         </w:rPr>
-        <w:t>दिनांक</w:t>
+        <w:t>Vaca</w:t>
       </w:r>
       <w:r>
         <w:rPr>
           <w:rFonts w:asciiTheme="majorBidi" w:eastAsia="Kokila" w:hAnsiTheme="majorBidi" w:cstheme="majorBidi"/>
           <w:sz w:val="22"/>
           <w:szCs w:val="22"/>
-          <w:cs/>
           <w:lang w:val="en-GB"/>
         </w:rPr>
-        <w:t xml:space="preserve"> </w:t>
+        <w:t>nt</w:t>
+      </w:r>
+      <w:proofErr w:type="spellEnd"/>
+      <w:r>
+        <w:rPr>
+          <w:rFonts w:asciiTheme="majorBidi" w:eastAsia="Kokila" w:hAnsiTheme="majorBidi" w:cstheme="majorBidi"/>
+          <w:sz w:val="22"/>
+          <w:szCs w:val="22"/>
+          <w:lang w:val="en-GB"/>
+        </w:rPr>
+        <w:t xml:space="preserve"> Date: </w:t>
       </w:r>
       <w:r>
         <w:rPr>
@@ -902,107 +1038,6 @@
           <w:szCs w:val="22"/>
         </w:rPr>
         <w:t>{{DATE}}</w:t>
-      </w:r>
-      <w:r>
-        <w:rPr>
-          <w:rFonts w:asciiTheme="majorBidi" w:hAnsiTheme="majorBidi" w:cstheme="majorBidi"/>
-          <w:b/>
-          <w:bCs/>
-          <w:sz w:val="22"/>
-          <w:szCs w:val="22"/>
-        </w:rPr>
-        <w:t xml:space="preserve"> </w:t>
-      </w:r>
-      <w:proofErr w:type="gramStart"/>
-      <w:r>
-        <w:rPr>
-          <w:rFonts w:asciiTheme="majorBidi" w:eastAsia="Kokila" w:hAnsiTheme="majorBidi" w:cstheme="majorBidi"/>
-          <w:sz w:val="22"/>
-          <w:szCs w:val="22"/>
-          <w:cs/>
-          <w:lang w:val="en-US"/>
-        </w:rPr>
-        <w:t>से</w:t>
-      </w:r>
-      <w:r>
-        <w:rPr>
-          <w:rFonts w:asciiTheme="majorBidi" w:eastAsia="Kokila" w:hAnsiTheme="majorBidi" w:cstheme="majorBidi"/>
-          <w:sz w:val="22"/>
-          <w:szCs w:val="22"/>
-          <w:lang w:val="en-US"/>
-        </w:rPr>
-        <w:t xml:space="preserve"> </w:t>
-      </w:r>
-      <w:r>
-        <w:rPr>
-          <w:rFonts w:asciiTheme="majorBidi" w:eastAsia="Kokila" w:hAnsiTheme="majorBidi" w:cstheme="majorBidi"/>
-          <w:sz w:val="22"/>
-          <w:szCs w:val="22"/>
-          <w:cs/>
-          <w:lang w:val="en-US"/>
-        </w:rPr>
-        <w:t xml:space="preserve"> रिक्त</w:t>
-      </w:r>
-      <w:proofErr w:type="gramEnd"/>
-      <w:r>
-        <w:rPr>
-          <w:rFonts w:asciiTheme="majorBidi" w:eastAsia="Kokila" w:hAnsiTheme="majorBidi" w:cstheme="majorBidi"/>
-          <w:sz w:val="22"/>
-          <w:szCs w:val="22"/>
-          <w:cs/>
-          <w:lang w:val="en-GB"/>
-        </w:rPr>
-        <w:t xml:space="preserve"> </w:t>
-      </w:r>
-      <w:r>
-        <w:rPr>
-          <w:rFonts w:asciiTheme="majorBidi" w:eastAsia="Kokila" w:hAnsiTheme="majorBidi" w:cstheme="majorBidi"/>
-          <w:sz w:val="22"/>
-          <w:szCs w:val="22"/>
-          <w:cs/>
-          <w:lang w:val="en-US"/>
-        </w:rPr>
-        <w:t>किया</w:t>
-      </w:r>
-      <w:r>
-        <w:rPr>
-          <w:rFonts w:asciiTheme="majorBidi" w:eastAsia="Kokila" w:hAnsiTheme="majorBidi" w:cstheme="majorBidi"/>
-          <w:sz w:val="22"/>
-          <w:szCs w:val="22"/>
-          <w:cs/>
-          <w:lang w:val="en-GB"/>
-        </w:rPr>
-        <w:t xml:space="preserve"> </w:t>
-      </w:r>
-      <w:r>
-        <w:rPr>
-          <w:rFonts w:asciiTheme="majorBidi" w:eastAsia="Kokila" w:hAnsiTheme="majorBidi" w:cstheme="majorBidi"/>
-          <w:sz w:val="22"/>
-          <w:szCs w:val="22"/>
-          <w:cs/>
-          <w:lang w:val="en-US"/>
-        </w:rPr>
-        <w:t>गया</w:t>
-      </w:r>
-      <w:r>
-        <w:rPr>
-          <w:rFonts w:asciiTheme="majorBidi" w:eastAsia="Kokila" w:hAnsiTheme="majorBidi" w:cstheme="majorBidi"/>
-          <w:sz w:val="22"/>
-          <w:szCs w:val="22"/>
-          <w:cs/>
-          <w:lang w:val="en-GB"/>
-        </w:rPr>
-        <w:t xml:space="preserve"> </w:t>
-      </w:r>
-      <w:r>
-        <w:rPr>
-          <w:rFonts w:asciiTheme="majorBidi" w:eastAsia="Kokila" w:hAnsiTheme="majorBidi" w:cstheme="majorBidi"/>
-          <w:sz w:val="22"/>
-          <w:szCs w:val="22"/>
-          <w:cs/>
-          <w:lang w:val="en-US"/>
-        </w:rPr>
-        <w:t>है।</w:t>
       </w:r>
     </w:p>
     <w:p>
@@ -1026,7 +1061,7 @@
 </file>
 
 <file path=word/endnotes.xml><?xml version="1.0" encoding="utf-8"?>
-<w:endnotes xmlns:wpc="http://schemas.microsoft.com/office/word/2010/wordprocessingCanvas" xmlns:cx="http://schemas.microsoft.com/office/drawing/2014/chartex" xmlns:mc="http://schemas.openxmlformats.org/markup-compatibility/2006" xmlns:o="urn:schemas-microsoft-com:office:office" xmlns:r="http://schemas.openxmlformats.org/officeDocument/2006/relationships" xmlns:m="http://schemas.openxmlformats.org/officeDocument/2006/math" xmlns:v="urn:schemas-microsoft-com:vml" xmlns:wp14="http://schemas.microsoft.com/office/word/2010/wordprocessingDrawing" xmlns:wp="http://schemas.openxmlformats.org/drawingml/2006/wordprocessingDrawing" xmlns:w10="urn:schemas-microsoft-com:office:word" xmlns:w="http://schemas.openxmlformats.org/wordprocessingml/2006/main" xmlns:w14="http://schemas.microsoft.com/office/word/2010/wordml" xmlns:w15="http://schemas.microsoft.com/office/word/2012/wordml" xmlns:w16se="http://schemas.microsoft.com/office/word/2015/wordml/symex" xmlns:wpg="http://schemas.microsoft.com/office/word/2010/wordprocessingGroup" xmlns:wpi="http://schemas.microsoft.com/office/word/2010/wordprocessingInk" xmlns:wne="http://schemas.microsoft.com/office/word/2006/wordml" xmlns:wps="http://schemas.microsoft.com/office/word/2010/wordprocessingShape" mc:Ignorable="w14 w15 w16se wp14">
+<w:endnotes xmlns:wpc="http://schemas.microsoft.com/office/word/2010/wordprocessingCanvas" xmlns:cx="http://schemas.microsoft.com/office/drawing/2014/chartex" xmlns:cx1="http://schemas.microsoft.com/office/drawing/2015/9/8/chartex" xmlns:cx2="http://schemas.microsoft.com/office/drawing/2015/10/21/chartex" xmlns:cx3="http://schemas.microsoft.com/office/drawing/2016/5/9/chartex" xmlns:cx4="http://schemas.microsoft.com/office/drawing/2016/5/10/chartex" xmlns:cx5="http://schemas.microsoft.com/office/drawing/2016/5/11/chartex" xmlns:cx6="http://schemas.microsoft.com/office/drawing/2016/5/12/chartex" xmlns:cx7="http://schemas.microsoft.com/office/drawing/2016/5/13/chartex" xmlns:cx8="http://schemas.microsoft.com/office/drawing/2016/5/14/chartex" xmlns:mc="http://schemas.openxmlformats.org/markup-compatibility/2006" xmlns:aink="http://schemas.microsoft.com/office/drawing/2016/ink" xmlns:am3d="http://schemas.microsoft.com/office/drawing/2017/model3d" xmlns:o="urn:schemas-microsoft-com:office:office" xmlns:oel="http://schemas.microsoft.com/office/2019/extlst" xmlns:r="http://schemas.openxmlformats.org/officeDocument/2006/relationships" xmlns:m="http://schemas.openxmlformats.org/officeDocument/2006/math" xmlns:v="urn:schemas-microsoft-com:vml" xmlns:wp14="http://schemas.microsoft.com/office/word/2010/wordprocessingDrawing" xmlns:wp="http://schemas.openxmlformats.org/drawingml/2006/wordprocessingDrawing" xmlns:w10="urn:schemas-microsoft-com:office:word" xmlns:w="http://schemas.openxmlformats.org/wordprocessingml/2006/main" xmlns:w14="http://schemas.microsoft.com/office/word/2010/wordml" xmlns:w15="http://schemas.microsoft.com/office/word/2012/wordml" xmlns:w16cex="http://schemas.microsoft.com/office/word/2018/wordml/cex" xmlns:w16cid="http://schemas.microsoft.com/office/word/2016/wordml/cid" xmlns:w16="http://schemas.microsoft.com/office/word/2018/wordml" xmlns:w16du="http://schemas.microsoft.com/office/word/2023/wordml/word16du" xmlns:w16sdtdh="http://schemas.microsoft.com/office/word/2020/wordml/sdtdatahash" xmlns:w16sdtfl="http://schemas.microsoft.com/office/word/2024/wordml/sdtformatlock" xmlns:w16se="http://schemas.microsoft.com/office/word/2015/wordml/symex" xmlns:wpg="http://schemas.microsoft.com/office/word/2010/wordprocessingGroup" xmlns:wpi="http://schemas.microsoft.com/office/word/2010/wordprocessingInk" xmlns:wne="http://schemas.microsoft.com/office/word/2006/wordml" xmlns:wps="http://schemas.microsoft.com/office/word/2010/wordprocessingShape" mc:Ignorable="w14 w15 w16se w16cid w16 w16cex w16sdtdh w16sdtfl w16du wp14">
   <w:endnote w:type="separator" w:id="-1">
     <w:p>
       <w:r>
@@ -1045,7 +1080,7 @@
 </file>
 
 <file path=word/footnotes.xml><?xml version="1.0" encoding="utf-8"?>
-<w:footnotes xmlns:wpc="http://schemas.microsoft.com/office/word/2010/wordprocessingCanvas" xmlns:cx="http://schemas.microsoft.com/office/drawing/2014/chartex" xmlns:mc="http://schemas.openxmlformats.org/markup-compatibility/2006" xmlns:o="urn:schemas-microsoft-com:office:office" xmlns:r="http://schemas.openxmlformats.org/officeDocument/2006/relationships" xmlns:m="http://schemas.openxmlformats.org/officeDocument/2006/math" xmlns:v="urn:schemas-microsoft-com:vml" xmlns:wp14="http://schemas.microsoft.com/office/word/2010/wordprocessingDrawing" xmlns:wp="http://schemas.openxmlformats.org/drawingml/2006/wordprocessingDrawing" xmlns:w10="urn:schemas-microsoft-com:office:word" xmlns:w="http://schemas.openxmlformats.org/wordprocessingml/2006/main" xmlns:w14="http://schemas.microsoft.com/office/word/2010/wordml" xmlns:w15="http://schemas.microsoft.com/office/word/2012/wordml" xmlns:w16se="http://schemas.microsoft.com/office/word/2015/wordml/symex" xmlns:wpg="http://schemas.microsoft.com/office/word/2010/wordprocessingGroup" xmlns:wpi="http://schemas.microsoft.com/office/word/2010/wordprocessingInk" xmlns:wne="http://schemas.microsoft.com/office/word/2006/wordml" xmlns:wps="http://schemas.microsoft.com/office/word/2010/wordprocessingShape" mc:Ignorable="w14 w15 w16se wp14">
+<w:footnotes xmlns:wpc="http://schemas.microsoft.com/office/word/2010/wordprocessingCanvas" xmlns:cx="http://schemas.microsoft.com/office/drawing/2014/chartex" xmlns:cx1="http://schemas.microsoft.com/office/drawing/2015/9/8/chartex" xmlns:cx2="http://schemas.microsoft.com/office/drawing/2015/10/21/chartex" xmlns:cx3="http://schemas.microsoft.com/office/drawing/2016/5/9/chartex" xmlns:cx4="http://schemas.microsoft.com/office/drawing/2016/5/10/chartex" xmlns:cx5="http://schemas.microsoft.com/office/drawing/2016/5/11/chartex" xmlns:cx6="http://schemas.microsoft.com/office/drawing/2016/5/12/chartex" xmlns:cx7="http://schemas.microsoft.com/office/drawing/2016/5/13/chartex" xmlns:cx8="http://schemas.microsoft.com/office/drawing/2016/5/14/chartex" xmlns:mc="http://schemas.openxmlformats.org/markup-compatibility/2006" xmlns:aink="http://schemas.microsoft.com/office/drawing/2016/ink" xmlns:am3d="http://schemas.microsoft.com/office/drawing/2017/model3d" xmlns:o="urn:schemas-microsoft-com:office:office" xmlns:oel="http://schemas.microsoft.com/office/2019/extlst" xmlns:r="http://schemas.openxmlformats.org/officeDocument/2006/relationships" xmlns:m="http://schemas.openxmlformats.org/officeDocument/2006/math" xmlns:v="urn:schemas-microsoft-com:vml" xmlns:wp14="http://schemas.microsoft.com/office/word/2010/wordprocessingDrawing" xmlns:wp="http://schemas.openxmlformats.org/drawingml/2006/wordprocessingDrawing" xmlns:w10="urn:schemas-microsoft-com:office:word" xmlns:w="http://schemas.openxmlformats.org/wordprocessingml/2006/main" xmlns:w14="http://schemas.microsoft.com/office/word/2010/wordml" xmlns:w15="http://schemas.microsoft.com/office/word/2012/wordml" xmlns:w16cex="http://schemas.microsoft.com/office/word/2018/wordml/cex" xmlns:w16cid="http://schemas.microsoft.com/office/word/2016/wordml/cid" xmlns:w16="http://schemas.microsoft.com/office/word/2018/wordml" xmlns:w16du="http://schemas.microsoft.com/office/word/2023/wordml/word16du" xmlns:w16sdtdh="http://schemas.microsoft.com/office/word/2020/wordml/sdtdatahash" xmlns:w16sdtfl="http://schemas.microsoft.com/office/word/2024/wordml/sdtformatlock" xmlns:w16se="http://schemas.microsoft.com/office/word/2015/wordml/symex" xmlns:wpg="http://schemas.microsoft.com/office/word/2010/wordprocessingGroup" xmlns:wpi="http://schemas.microsoft.com/office/word/2010/wordprocessingInk" xmlns:wne="http://schemas.microsoft.com/office/word/2006/wordml" xmlns:wps="http://schemas.microsoft.com/office/word/2010/wordprocessingShape" mc:Ignorable="w14 w15 w16se w16cid w16 w16cex w16sdtdh w16sdtfl w16du wp14">
   <w:footnote w:type="separator" w:id="-1">
     <w:p>
       <w:r>
@@ -1064,13 +1099,13 @@
 </file>
 
 <file path=word/header1.xml><?xml version="1.0" encoding="utf-8"?>
-<w:hdr xmlns:wpc="http://schemas.microsoft.com/office/word/2010/wordprocessingCanvas" xmlns:cx="http://schemas.microsoft.com/office/drawing/2014/chartex" xmlns:mc="http://schemas.openxmlformats.org/markup-compatibility/2006" xmlns:o="urn:schemas-microsoft-com:office:office" xmlns:r="http://schemas.openxmlformats.org/officeDocument/2006/relationships" xmlns:m="http://schemas.openxmlformats.org/officeDocument/2006/math" xmlns:v="urn:schemas-microsoft-com:vml" xmlns:wp14="http://schemas.microsoft.com/office/word/2010/wordprocessingDrawing" xmlns:wp="http://schemas.openxmlformats.org/drawingml/2006/wordprocessingDrawing" xmlns:w10="urn:schemas-microsoft-com:office:word" xmlns:w="http://schemas.openxmlformats.org/wordprocessingml/2006/main" xmlns:w14="http://schemas.microsoft.com/office/word/2010/wordml" xmlns:w15="http://schemas.microsoft.com/office/word/2012/wordml" xmlns:w16se="http://schemas.microsoft.com/office/word/2015/wordml/symex" xmlns:wpg="http://schemas.microsoft.com/office/word/2010/wordprocessingGroup" xmlns:wpi="http://schemas.microsoft.com/office/word/2010/wordprocessingInk" xmlns:wne="http://schemas.microsoft.com/office/word/2006/wordml" xmlns:wps="http://schemas.microsoft.com/office/word/2010/wordprocessingShape" mc:Ignorable="w14 w15 w16se wp14">
+<w:hdr xmlns:wpc="http://schemas.microsoft.com/office/word/2010/wordprocessingCanvas" xmlns:cx="http://schemas.microsoft.com/office/drawing/2014/chartex" xmlns:cx1="http://schemas.microsoft.com/office/drawing/2015/9/8/chartex" xmlns:cx2="http://schemas.microsoft.com/office/drawing/2015/10/21/chartex" xmlns:cx3="http://schemas.microsoft.com/office/drawing/2016/5/9/chartex" xmlns:cx4="http://schemas.microsoft.com/office/drawing/2016/5/10/chartex" xmlns:cx5="http://schemas.microsoft.com/office/drawing/2016/5/11/chartex" xmlns:cx6="http://schemas.microsoft.com/office/drawing/2016/5/12/chartex" xmlns:cx7="http://schemas.microsoft.com/office/drawing/2016/5/13/chartex" xmlns:cx8="http://schemas.microsoft.com/office/drawing/2016/5/14/chartex" xmlns:mc="http://schemas.openxmlformats.org/markup-compatibility/2006" xmlns:aink="http://schemas.microsoft.com/office/drawing/2016/ink" xmlns:am3d="http://schemas.microsoft.com/office/drawing/2017/model3d" xmlns:o="urn:schemas-microsoft-com:office:office" xmlns:oel="http://schemas.microsoft.com/office/2019/extlst" xmlns:r="http://schemas.openxmlformats.org/officeDocument/2006/relationships" xmlns:m="http://schemas.openxmlformats.org/officeDocument/2006/math" xmlns:v="urn:schemas-microsoft-com:vml" xmlns:wp14="http://schemas.microsoft.com/office/word/2010/wordprocessingDrawing" xmlns:wp="http://schemas.openxmlformats.org/drawingml/2006/wordprocessingDrawing" xmlns:w10="urn:schemas-microsoft-com:office:word" xmlns:w="http://schemas.openxmlformats.org/wordprocessingml/2006/main" xmlns:w14="http://schemas.microsoft.com/office/word/2010/wordml" xmlns:w15="http://schemas.microsoft.com/office/word/2012/wordml" xmlns:w16cex="http://schemas.microsoft.com/office/word/2018/wordml/cex" xmlns:w16cid="http://schemas.microsoft.com/office/word/2016/wordml/cid" xmlns:w16="http://schemas.microsoft.com/office/word/2018/wordml" xmlns:w16du="http://schemas.microsoft.com/office/word/2023/wordml/word16du" xmlns:w16sdtdh="http://schemas.microsoft.com/office/word/2020/wordml/sdtdatahash" xmlns:w16sdtfl="http://schemas.microsoft.com/office/word/2024/wordml/sdtformatlock" xmlns:w16se="http://schemas.microsoft.com/office/word/2015/wordml/symex" xmlns:wpg="http://schemas.microsoft.com/office/word/2010/wordprocessingGroup" xmlns:wpi="http://schemas.microsoft.com/office/word/2010/wordprocessingInk" xmlns:wne="http://schemas.microsoft.com/office/word/2006/wordml" xmlns:wps="http://schemas.microsoft.com/office/word/2010/wordprocessingShape" mc:Ignorable="w14 w15 w16se w16cid w16 w16cex w16sdtdh w16sdtfl w16du wp14">
   <w:p/>
 </w:hdr>
 </file>
 
 <file path=word/numbering.xml><?xml version="1.0" encoding="utf-8"?>
-<w:numbering xmlns:wpc="http://schemas.microsoft.com/office/word/2010/wordprocessingCanvas" xmlns:cx="http://schemas.microsoft.com/office/drawing/2014/chartex" xmlns:mc="http://schemas.openxmlformats.org/markup-compatibility/2006" xmlns:o="urn:schemas-microsoft-com:office:office" xmlns:r="http://schemas.openxmlformats.org/officeDocument/2006/relationships" xmlns:m="http://schemas.openxmlformats.org/officeDocument/2006/math" xmlns:v="urn:schemas-microsoft-com:vml" xmlns:wp14="http://schemas.microsoft.com/office/word/2010/wordprocessingDrawing" xmlns:wp="http://schemas.openxmlformats.org/drawingml/2006/wordprocessingDrawing" xmlns:w10="urn:schemas-microsoft-com:office:word" xmlns:w="http://schemas.openxmlformats.org/wordprocessingml/2006/main" xmlns:w14="http://schemas.microsoft.com/office/word/2010/wordml" xmlns:w15="http://schemas.microsoft.com/office/word/2012/wordml" xmlns:w16se="http://schemas.microsoft.com/office/word/2015/wordml/symex" xmlns:wpg="http://schemas.microsoft.com/office/word/2010/wordprocessingGroup" xmlns:wpi="http://schemas.microsoft.com/office/word/2010/wordprocessingInk" xmlns:wne="http://schemas.microsoft.com/office/word/2006/wordml" xmlns:wps="http://schemas.microsoft.com/office/word/2010/wordprocessingShape" mc:Ignorable="w14 w15 w16se wp14">
+<w:numbering xmlns:wpc="http://schemas.microsoft.com/office/word/2010/wordprocessingCanvas" xmlns:cx="http://schemas.microsoft.com/office/drawing/2014/chartex" xmlns:cx1="http://schemas.microsoft.com/office/drawing/2015/9/8/chartex" xmlns:cx2="http://schemas.microsoft.com/office/drawing/2015/10/21/chartex" xmlns:cx3="http://schemas.microsoft.com/office/drawing/2016/5/9/chartex" xmlns:cx4="http://schemas.microsoft.com/office/drawing/2016/5/10/chartex" xmlns:cx5="http://schemas.microsoft.com/office/drawing/2016/5/11/chartex" xmlns:cx6="http://schemas.microsoft.com/office/drawing/2016/5/12/chartex" xmlns:cx7="http://schemas.microsoft.com/office/drawing/2016/5/13/chartex" xmlns:cx8="http://schemas.microsoft.com/office/drawing/2016/5/14/chartex" xmlns:mc="http://schemas.openxmlformats.org/markup-compatibility/2006" xmlns:aink="http://schemas.microsoft.com/office/drawing/2016/ink" xmlns:am3d="http://schemas.microsoft.com/office/drawing/2017/model3d" xmlns:o="urn:schemas-microsoft-com:office:office" xmlns:oel="http://schemas.microsoft.com/office/2019/extlst" xmlns:r="http://schemas.openxmlformats.org/officeDocument/2006/relationships" xmlns:m="http://schemas.openxmlformats.org/officeDocument/2006/math" xmlns:v="urn:schemas-microsoft-com:vml" xmlns:wp14="http://schemas.microsoft.com/office/word/2010/wordprocessingDrawing" xmlns:wp="http://schemas.openxmlformats.org/drawingml/2006/wordprocessingDrawing" xmlns:w10="urn:schemas-microsoft-com:office:word" xmlns:w="http://schemas.openxmlformats.org/wordprocessingml/2006/main" xmlns:w14="http://schemas.microsoft.com/office/word/2010/wordml" xmlns:w15="http://schemas.microsoft.com/office/word/2012/wordml" xmlns:w16cex="http://schemas.microsoft.com/office/word/2018/wordml/cex" xmlns:w16cid="http://schemas.microsoft.com/office/word/2016/wordml/cid" xmlns:w16="http://schemas.microsoft.com/office/word/2018/wordml" xmlns:w16du="http://schemas.microsoft.com/office/word/2023/wordml/word16du" xmlns:w16sdtdh="http://schemas.microsoft.com/office/word/2020/wordml/sdtdatahash" xmlns:w16sdtfl="http://schemas.microsoft.com/office/word/2024/wordml/sdtformatlock" xmlns:w16se="http://schemas.microsoft.com/office/word/2015/wordml/symex" xmlns:wpg="http://schemas.microsoft.com/office/word/2010/wordprocessingGroup" xmlns:wpi="http://schemas.microsoft.com/office/word/2010/wordprocessingInk" xmlns:wne="http://schemas.microsoft.com/office/word/2006/wordml" xmlns:wps="http://schemas.microsoft.com/office/word/2010/wordprocessingShape" mc:Ignorable="w14 w15 w16se w16cid w16 w16cex w16sdtdh w16sdtfl w16du wp14">
   <w:abstractNum w:abstractNumId="0" w15:restartNumberingAfterBreak="0">
     <w:nsid w:val="023906A8"/>
     <w:multiLevelType w:val="hybridMultilevel"/>
@@ -1784,32 +1819,32 @@
       </w:rPr>
     </w:lvl>
   </w:abstractNum>
-  <w:num w:numId="1">
+  <w:num w:numId="1" w16cid:durableId="1171262862">
     <w:abstractNumId w:val="1"/>
   </w:num>
-  <w:num w:numId="2">
+  <w:num w:numId="2" w16cid:durableId="1287547903">
     <w:abstractNumId w:val="2"/>
   </w:num>
-  <w:num w:numId="3">
+  <w:num w:numId="3" w16cid:durableId="50201137">
     <w:abstractNumId w:val="6"/>
   </w:num>
-  <w:num w:numId="4">
+  <w:num w:numId="4" w16cid:durableId="1177158305">
     <w:abstractNumId w:val="4"/>
   </w:num>
-  <w:num w:numId="5">
+  <w:num w:numId="5" w16cid:durableId="56631319">
     <w:abstractNumId w:val="3"/>
   </w:num>
-  <w:num w:numId="6">
+  <w:num w:numId="6" w16cid:durableId="1679236120">
     <w:abstractNumId w:val="5"/>
   </w:num>
-  <w:num w:numId="7">
+  <w:num w:numId="7" w16cid:durableId="1462187010">
     <w:abstractNumId w:val="0"/>
   </w:num>
 </w:numbering>
 </file>
 
 <file path=word/styles.xml><?xml version="1.0" encoding="utf-8"?>
-<w:styles xmlns:mc="http://schemas.openxmlformats.org/markup-compatibility/2006" xmlns:r="http://schemas.openxmlformats.org/officeDocument/2006/relationships" xmlns:w="http://schemas.openxmlformats.org/wordprocessingml/2006/main" xmlns:w14="http://schemas.microsoft.com/office/word/2010/wordml" xmlns:w15="http://schemas.microsoft.com/office/word/2012/wordml" xmlns:w16se="http://schemas.microsoft.com/office/word/2015/wordml/symex" mc:Ignorable="w14 w15 w16se">
+<w:styles xmlns:mc="http://schemas.openxmlformats.org/markup-compatibility/2006" xmlns:r="http://schemas.openxmlformats.org/officeDocument/2006/relationships" xmlns:w="http://schemas.openxmlformats.org/wordprocessingml/2006/main" xmlns:w14="http://schemas.microsoft.com/office/word/2010/wordml" xmlns:w15="http://schemas.microsoft.com/office/word/2012/wordml" xmlns:w16cex="http://schemas.microsoft.com/office/word/2018/wordml/cex" xmlns:w16cid="http://schemas.microsoft.com/office/word/2016/wordml/cid" xmlns:w16="http://schemas.microsoft.com/office/word/2018/wordml" xmlns:w16du="http://schemas.microsoft.com/office/word/2023/wordml/word16du" xmlns:w16sdtdh="http://schemas.microsoft.com/office/word/2020/wordml/sdtdatahash" xmlns:w16sdtfl="http://schemas.microsoft.com/office/word/2024/wordml/sdtformatlock" xmlns:w16se="http://schemas.microsoft.com/office/word/2015/wordml/symex" mc:Ignorable="w14 w15 w16se w16cid w16 w16cex w16sdtdh w16sdtfl w16du">
   <w:docDefaults>
     <w:rPrDefault>
       <w:rPr>
@@ -1821,7 +1856,7 @@
     </w:rPrDefault>
     <w:pPrDefault/>
   </w:docDefaults>
-  <w:latentStyles w:defLockedState="0" w:defUIPriority="99" w:defSemiHidden="0" w:defUnhideWhenUsed="0" w:defQFormat="0" w:count="371">
+  <w:latentStyles w:defLockedState="0" w:defUIPriority="99" w:defSemiHidden="0" w:defUnhideWhenUsed="0" w:defQFormat="0" w:count="376">
     <w:lsdException w:name="Normal" w:uiPriority="0" w:qFormat="1"/>
     <w:lsdException w:name="heading 1" w:uiPriority="9" w:qFormat="1"/>
     <w:lsdException w:name="heading 2" w:semiHidden="1" w:uiPriority="9" w:unhideWhenUsed="1" w:qFormat="1"/>
@@ -2193,6 +2228,11 @@
     <w:lsdException w:name="List Table 5 Dark Accent 6" w:uiPriority="50"/>
     <w:lsdException w:name="List Table 6 Colorful Accent 6" w:uiPriority="51"/>
     <w:lsdException w:name="List Table 7 Colorful Accent 6" w:uiPriority="52"/>
+    <w:lsdException w:name="Mention" w:semiHidden="1" w:unhideWhenUsed="1"/>
+    <w:lsdException w:name="Smart Hyperlink" w:semiHidden="1" w:unhideWhenUsed="1"/>
+    <w:lsdException w:name="Hashtag" w:semiHidden="1" w:unhideWhenUsed="1"/>
+    <w:lsdException w:name="Unresolved Mention" w:semiHidden="1" w:unhideWhenUsed="1"/>
+    <w:lsdException w:name="Smart Link" w:semiHidden="1" w:unhideWhenUsed="1"/>
   </w:latentStyles>
   <w:style w:type="paragraph" w:default="1" w:styleId="Normal">
     <w:name w:val="Normal"/>
@@ -14765,28 +14805,29 @@
 </file>
 
 <file path=customXml/item1.xml><?xml version="1.0" encoding="utf-8"?>
+<b:Sources xmlns:b="http://schemas.openxmlformats.org/officeDocument/2006/bibliography" xmlns="http://schemas.openxmlformats.org/officeDocument/2006/bibliography" SelectedStyle="\APASixthEditionOfficeOnline.xsl" StyleName="APA" Version="6"/>
+</file>
+
+<file path=customXml/item2.xml><?xml version="1.0" encoding="utf-8"?>
 <go:gDocsCustomXmlDataStorage xmlns:go="http://customooxmlschemas.google.com/" xmlns:r="http://schemas.openxmlformats.org/officeDocument/2006/relationships" uri="GoogleDocsCustomDataVersion2">
   <go:docsCustomData xmlns:go="http://customooxmlschemas.google.com/" roundtripDataSignature="AMtx7mg1GJP3/GEdIZyargoUBSIqTyuHVQ==">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</go:docsCustomData>
 </go:gDocsCustomXmlDataStorage>
 </file>
 
-<file path=customXml/item2.xml><?xml version="1.0" encoding="utf-8"?>
-<b:Sources xmlns:b="http://schemas.openxmlformats.org/officeDocument/2006/bibliography" xmlns="http://schemas.openxmlformats.org/officeDocument/2006/bibliography" SelectedStyle="\APASixthEditionOfficeOnline.xsl" StyleName="APA" Version="6"/>
-</file>
-
 <file path=customXml/itemProps1.xml><?xml version="1.0" encoding="utf-8"?>
-<ds:datastoreItem xmlns:ds="http://schemas.openxmlformats.org/officeDocument/2006/customXml" ds:itemID="{11111111-1234-1234-1234-123412341234}">
+<ds:datastoreItem xmlns:ds="http://schemas.openxmlformats.org/officeDocument/2006/customXml" ds:itemID="{70B04F38-C39F-4410-8D82-5ED1843FF30E}">
   <ds:schemaRefs>
-    <ds:schemaRef ds:uri="http://customooxmlschemas.google.com/"/>
-    <ds:schemaRef ds:uri="http://schemas.openxmlformats.org/officeDocument/2006/relationships"/>
+    <ds:schemaRef ds:uri="http://schemas.openxmlformats.org/officeDocument/2006/bibliography"/>
+    <ds:schemaRef ds:uri="http://www.w3.org/2000/xmlns/"/>
   </ds:schemaRefs>
 </ds:datastoreItem>
 </file>
 
 <file path=customXml/itemProps2.xml><?xml version="1.0" encoding="utf-8"?>
-<ds:datastoreItem xmlns:ds="http://schemas.openxmlformats.org/officeDocument/2006/customXml" ds:itemID="{70B04F38-C39F-4410-8D82-5ED1843FF30E}">
+<ds:datastoreItem xmlns:ds="http://schemas.openxmlformats.org/officeDocument/2006/customXml" ds:itemID="{11111111-1234-1234-1234-123412341234}">
   <ds:schemaRefs>
-    <ds:schemaRef ds:uri="http://schemas.openxmlformats.org/officeDocument/2006/bibliography"/>
+    <ds:schemaRef ds:uri="http://customooxmlschemas.google.com/"/>
+    <ds:schemaRef ds:uri="http://www.w3.org/2000/xmlns/"/>
   </ds:schemaRefs>
 </ds:datastoreItem>
 </file>